--- a/state_reports/Rasmi_Event_Management_Report_HoA_DRIVE_Hirshabelle.docx
+++ b/state_reports/Rasmi_Event_Management_Report_HoA_DRIVE_Hirshabelle.docx
@@ -1448,7 +1448,7 @@
                 <w:color w:val="1B2610"/>
                 <w:sz w:val="18"/>
               </w:rPr>
-              <w:t>Photography and video coverage of the ceremony. All media is available through the link in Section 6.</w:t>
+              <w:t>Photography and video coverage of the ceremony. Links and details are in Annex A.</w:t>
             </w:r>
           </w:p>
         </w:tc>
@@ -1851,7 +1851,7 @@
                 <w:color w:val="1B2610"/>
                 <w:sz w:val="18"/>
               </w:rPr>
-              <w:t>No</w:t>
+              <w:t>–</w:t>
             </w:r>
           </w:p>
         </w:tc>
@@ -2029,7 +2029,7 @@
                 <w:color w:val="1B2610"/>
                 <w:sz w:val="18"/>
               </w:rPr>
-              <w:t>No</w:t>
+              <w:t>–</w:t>
             </w:r>
           </w:p>
         </w:tc>
@@ -2564,7 +2564,7 @@
           <w:color w:val="1B2610"/>
           <w:sz w:val="20"/>
         </w:rPr>
-        <w:t>Catering was provided in Balcad only, as set out in the contract. No catering was provided in Jowhar, Beledweyne.</w:t>
+        <w:t>Catering was provided in Balcad, as set out in the contract.</w:t>
       </w:r>
     </w:p>
     <w:p>
@@ -2762,235 +2762,8 @@
           <w:color w:val="1B2610"/>
           <w:sz w:val="20"/>
         </w:rPr>
-        <w:t>Photo and video coverage was provided at all 3 ceremonies in Hirshabelle. The full media files are available at:</w:t>
+        <w:t>Photo and video coverage was provided at all 3 ceremonies in Hirshabelle. Links and details for each district are in Annex A.</w:t>
       </w:r>
-    </w:p>
-    <w:tbl>
-      <w:tblPr>
-        <w:tblW w:type="auto" w:w="0"/>
-        <w:jc w:val="center"/>
-        <w:tblLayout w:type="fixed"/>
-        <w:tblLook w:firstColumn="1" w:firstRow="1" w:lastColumn="0" w:lastRow="0" w:noHBand="0" w:noVBand="1" w:val="04A0"/>
-        <w:tblBorders>
-          <w:top w:val="single" w:sz="4" w:space="0" w:color="BCC9AD"/>
-          <w:left w:val="nil"/>
-          <w:bottom w:val="single" w:sz="4" w:space="0" w:color="BCC9AD"/>
-          <w:right w:val="nil"/>
-          <w:insideH w:val="single" w:sz="4" w:space="0" w:color="BCC9AD"/>
-          <w:insideV w:val="nil"/>
-        </w:tblBorders>
-        <w:tblCellMar>
-          <w:top w:w="50" w:type="dxa"/>
-          <w:left w:w="80" w:type="dxa"/>
-          <w:bottom w:w="50" w:type="dxa"/>
-          <w:right w:w="80" w:type="dxa"/>
-        </w:tblCellMar>
-        <w:tblLayout w:type="fixed"/>
-      </w:tblPr>
-      <w:tblGrid>
-        <w:gridCol w:w="2268"/>
-        <w:gridCol w:w="6520"/>
-      </w:tblGrid>
-      <w:tr>
-        <w:trPr>
-          <w:cantSplit/>
-          <w:tblHeader/>
-        </w:trPr>
-        <w:tc>
-          <w:tcPr>
-            <w:tcW w:type="dxa" w:w="2268"/>
-            <w:tcBorders>
-              <w:bottom w:val="single" w:sz="12" w:space="0" w:color="55891A"/>
-            </w:tcBorders>
-          </w:tcPr>
-          <w:p>
-            <w:pPr>
-              <w:keepNext/>
-              <w:spacing w:after="0"/>
-            </w:pPr>
-            <w:r>
-              <w:rPr>
-                <w:rFonts w:ascii="Arial" w:hAnsi="Arial"/>
-                <w:b/>
-                <w:i w:val="0"/>
-                <w:color w:val="55891A"/>
-                <w:sz w:val="17"/>
-              </w:rPr>
-              <w:t>District</w:t>
-            </w:r>
-          </w:p>
-        </w:tc>
-        <w:tc>
-          <w:tcPr>
-            <w:tcW w:type="dxa" w:w="6520"/>
-            <w:tcBorders>
-              <w:bottom w:val="single" w:sz="12" w:space="0" w:color="55891A"/>
-            </w:tcBorders>
-          </w:tcPr>
-          <w:p>
-            <w:pPr>
-              <w:keepNext/>
-              <w:spacing w:after="0"/>
-            </w:pPr>
-            <w:r>
-              <w:rPr>
-                <w:rFonts w:ascii="Arial" w:hAnsi="Arial"/>
-                <w:b/>
-                <w:i w:val="0"/>
-                <w:color w:val="55891A"/>
-                <w:sz w:val="17"/>
-              </w:rPr>
-              <w:t>Media link / folder (photos and videos)</w:t>
-            </w:r>
-          </w:p>
-        </w:tc>
-      </w:tr>
-      <w:tr>
-        <w:trPr>
-          <w:cantSplit/>
-        </w:trPr>
-        <w:tc>
-          <w:tcPr>
-            <w:tcW w:type="dxa" w:w="2268"/>
-          </w:tcPr>
-          <w:p>
-            <w:pPr>
-              <w:keepNext/>
-              <w:spacing w:after="0"/>
-            </w:pPr>
-            <w:r>
-              <w:rPr>
-                <w:rFonts w:ascii="Arial" w:hAnsi="Arial"/>
-                <w:b w:val="0"/>
-                <w:i w:val="0"/>
-                <w:color w:val="1B2610"/>
-                <w:sz w:val="18"/>
-              </w:rPr>
-              <w:t>Jowhar</w:t>
-            </w:r>
-          </w:p>
-        </w:tc>
-        <w:tc>
-          <w:tcPr>
-            <w:tcW w:type="dxa" w:w="6520"/>
-          </w:tcPr>
-          <w:p>
-            <w:pPr>
-              <w:keepNext/>
-              <w:spacing w:after="0"/>
-            </w:pPr>
-            <w:hyperlink r:id="rId13">
-              <w:r>
-                <w:rPr>
-                  <w:rFonts w:ascii="Arial" w:hAnsi="Arial" w:cs="Arial"/>
-                  <w:color w:val="55891A"/>
-                  <w:sz w:val="17"/>
-                  <w:u w:val="single"/>
-                </w:rPr>
-                <w:t>https://www.facebook.com/reel/1881138039767781</w:t>
-              </w:r>
-            </w:hyperlink>
-          </w:p>
-        </w:tc>
-      </w:tr>
-      <w:tr>
-        <w:trPr>
-          <w:cantSplit/>
-        </w:trPr>
-        <w:tc>
-          <w:tcPr>
-            <w:tcW w:type="dxa" w:w="2268"/>
-          </w:tcPr>
-          <w:p>
-            <w:pPr>
-              <w:keepNext/>
-              <w:spacing w:after="0"/>
-            </w:pPr>
-            <w:r>
-              <w:rPr>
-                <w:rFonts w:ascii="Arial" w:hAnsi="Arial"/>
-                <w:b w:val="0"/>
-                <w:i w:val="0"/>
-                <w:color w:val="1B2610"/>
-                <w:sz w:val="18"/>
-              </w:rPr>
-              <w:t>Beledweyne</w:t>
-            </w:r>
-          </w:p>
-        </w:tc>
-        <w:tc>
-          <w:tcPr>
-            <w:tcW w:type="dxa" w:w="6520"/>
-          </w:tcPr>
-          <w:p>
-            <w:pPr>
-              <w:keepNext/>
-              <w:spacing w:after="0"/>
-            </w:pPr>
-            <w:r>
-              <w:rPr>
-                <w:rFonts w:ascii="Arial" w:hAnsi="Arial"/>
-                <w:b w:val="0"/>
-                <w:i w:val="0"/>
-                <w:color w:val="1B2610"/>
-                <w:sz w:val="18"/>
-              </w:rPr>
-              <w:t>[link]</w:t>
-            </w:r>
-          </w:p>
-        </w:tc>
-      </w:tr>
-      <w:tr>
-        <w:trPr>
-          <w:cantSplit/>
-        </w:trPr>
-        <w:tc>
-          <w:tcPr>
-            <w:tcW w:type="dxa" w:w="2268"/>
-          </w:tcPr>
-          <w:p>
-            <w:pPr>
-              <w:spacing w:after="0"/>
-            </w:pPr>
-            <w:r>
-              <w:rPr>
-                <w:rFonts w:ascii="Arial" w:hAnsi="Arial"/>
-                <w:b w:val="0"/>
-                <w:i w:val="0"/>
-                <w:color w:val="1B2610"/>
-                <w:sz w:val="18"/>
-              </w:rPr>
-              <w:t>Balcad</w:t>
-            </w:r>
-          </w:p>
-        </w:tc>
-        <w:tc>
-          <w:tcPr>
-            <w:tcW w:type="dxa" w:w="6520"/>
-          </w:tcPr>
-          <w:p>
-            <w:pPr>
-              <w:spacing w:after="0"/>
-            </w:pPr>
-            <w:hyperlink r:id="rId14">
-              <w:r>
-                <w:rPr>
-                  <w:rFonts w:ascii="Arial" w:hAnsi="Arial" w:cs="Arial"/>
-                  <w:color w:val="55891A"/>
-                  <w:sz w:val="17"/>
-                  <w:u w:val="single"/>
-                </w:rPr>
-                <w:t>https://www.facebook.com/reel/4439016306360579</w:t>
-              </w:r>
-            </w:hyperlink>
-          </w:p>
-        </w:tc>
-      </w:tr>
-    </w:tbl>
-    <w:p>
-      <w:pPr>
-        <w:spacing w:after="40"/>
-      </w:pPr>
     </w:p>
     <w:p>
       <w:pPr>
@@ -3497,7 +3270,7 @@
                           <pic:cNvPicPr/>
                         </pic:nvPicPr>
                         <pic:blipFill>
-                          <a:blip r:embed="rId15"/>
+                          <a:blip r:embed="rId13"/>
                           <a:stretch>
                             <a:fillRect/>
                           </a:stretch>
@@ -3541,7 +3314,7 @@
                           <pic:cNvPicPr/>
                         </pic:nvPicPr>
                         <pic:blipFill>
-                          <a:blip r:embed="rId16"/>
+                          <a:blip r:embed="rId14"/>
                           <a:stretch>
                             <a:fillRect/>
                           </a:stretch>
@@ -3637,6 +3410,963 @@
         </w:tc>
       </w:tr>
     </w:tbl>
+    <w:p>
+      <w:r>
+        <w:br w:type="page"/>
+      </w:r>
+    </w:p>
+    <w:p>
+      <w:pPr>
+        <w:pStyle w:val="Heading1"/>
+      </w:pPr>
+      <w:r>
+        <w:t>Annex A: Media Coverage — Links and Details</w:t>
+      </w:r>
+    </w:p>
+    <w:p>
+      <w:r>
+        <w:rPr>
+          <w:rFonts w:ascii="Arial" w:hAnsi="Arial"/>
+          <w:b w:val="0"/>
+          <w:i w:val="0"/>
+          <w:color w:val="1B2610"/>
+          <w:sz w:val="20"/>
+        </w:rPr>
+        <w:t>Photo and video coverage was provided at all 3 ceremonies in Hirshabelle. The details and links for each district are below.</w:t>
+      </w:r>
+    </w:p>
+    <w:p>
+      <w:pPr>
+        <w:pStyle w:val="Heading2"/>
+      </w:pPr>
+      <w:r>
+        <w:t>A.1  Jowhar</w:t>
+      </w:r>
+    </w:p>
+    <w:tbl>
+      <w:tblPr>
+        <w:tblW w:type="auto" w:w="0"/>
+        <w:jc w:val="center"/>
+        <w:tblLayout w:type="fixed"/>
+        <w:tblLook w:firstColumn="1" w:firstRow="1" w:lastColumn="0" w:lastRow="0" w:noHBand="0" w:noVBand="1" w:val="04A0"/>
+        <w:tblBorders>
+          <w:top w:val="single" w:sz="4" w:space="0" w:color="BCC9AD"/>
+          <w:left w:val="nil"/>
+          <w:bottom w:val="single" w:sz="4" w:space="0" w:color="BCC9AD"/>
+          <w:right w:val="nil"/>
+          <w:insideH w:val="single" w:sz="4" w:space="0" w:color="BCC9AD"/>
+          <w:insideV w:val="nil"/>
+        </w:tblBorders>
+        <w:tblCellMar>
+          <w:top w:w="50" w:type="dxa"/>
+          <w:left w:w="80" w:type="dxa"/>
+          <w:bottom w:w="50" w:type="dxa"/>
+          <w:right w:w="80" w:type="dxa"/>
+        </w:tblCellMar>
+        <w:tblLayout w:type="fixed"/>
+      </w:tblPr>
+      <w:tblGrid>
+        <w:gridCol w:w="2551"/>
+        <w:gridCol w:w="6237"/>
+      </w:tblGrid>
+      <w:tr>
+        <w:trPr>
+          <w:cantSplit/>
+        </w:trPr>
+        <w:tc>
+          <w:tcPr>
+            <w:tcW w:type="dxa" w:w="2551"/>
+          </w:tcPr>
+          <w:p>
+            <w:pPr>
+              <w:spacing w:after="0"/>
+            </w:pPr>
+            <w:r>
+              <w:rPr>
+                <w:rFonts w:ascii="Arial" w:hAnsi="Arial"/>
+                <w:b/>
+                <w:i w:val="0"/>
+                <w:color w:val="FD6902"/>
+                <w:sz w:val="19"/>
+              </w:rPr>
+              <w:t>District</w:t>
+            </w:r>
+          </w:p>
+        </w:tc>
+        <w:tc>
+          <w:tcPr>
+            <w:tcW w:type="dxa" w:w="6236"/>
+          </w:tcPr>
+          <w:p>
+            <w:pPr>
+              <w:spacing w:after="0"/>
+            </w:pPr>
+            <w:r>
+              <w:rPr>
+                <w:rFonts w:ascii="Arial" w:hAnsi="Arial"/>
+                <w:b w:val="0"/>
+                <w:i w:val="0"/>
+                <w:color w:val="1B2610"/>
+                <w:sz w:val="19"/>
+              </w:rPr>
+              <w:t>Jowhar</w:t>
+            </w:r>
+          </w:p>
+        </w:tc>
+      </w:tr>
+      <w:tr>
+        <w:trPr>
+          <w:cantSplit/>
+        </w:trPr>
+        <w:tc>
+          <w:tcPr>
+            <w:tcW w:type="dxa" w:w="2551"/>
+          </w:tcPr>
+          <w:p>
+            <w:pPr>
+              <w:spacing w:after="0"/>
+            </w:pPr>
+            <w:r>
+              <w:rPr>
+                <w:rFonts w:ascii="Arial" w:hAnsi="Arial"/>
+                <w:b/>
+                <w:i w:val="0"/>
+                <w:color w:val="FD6902"/>
+                <w:sz w:val="19"/>
+              </w:rPr>
+              <w:t>Region</w:t>
+            </w:r>
+          </w:p>
+        </w:tc>
+        <w:tc>
+          <w:tcPr>
+            <w:tcW w:type="dxa" w:w="6236"/>
+          </w:tcPr>
+          <w:p>
+            <w:pPr>
+              <w:spacing w:after="0"/>
+            </w:pPr>
+            <w:r>
+              <w:rPr>
+                <w:rFonts w:ascii="Arial" w:hAnsi="Arial"/>
+                <w:b w:val="0"/>
+                <w:i w:val="0"/>
+                <w:color w:val="1B2610"/>
+                <w:sz w:val="19"/>
+              </w:rPr>
+              <w:t>Hirshabelle</w:t>
+            </w:r>
+          </w:p>
+        </w:tc>
+      </w:tr>
+      <w:tr>
+        <w:trPr>
+          <w:cantSplit/>
+        </w:trPr>
+        <w:tc>
+          <w:tcPr>
+            <w:tcW w:type="dxa" w:w="2551"/>
+          </w:tcPr>
+          <w:p>
+            <w:pPr>
+              <w:spacing w:after="0"/>
+            </w:pPr>
+            <w:r>
+              <w:rPr>
+                <w:rFonts w:ascii="Arial" w:hAnsi="Arial"/>
+                <w:b/>
+                <w:i w:val="0"/>
+                <w:color w:val="FD6902"/>
+                <w:sz w:val="19"/>
+              </w:rPr>
+              <w:t>Ceremony date</w:t>
+            </w:r>
+          </w:p>
+        </w:tc>
+        <w:tc>
+          <w:tcPr>
+            <w:tcW w:type="dxa" w:w="6236"/>
+          </w:tcPr>
+          <w:p>
+            <w:pPr>
+              <w:spacing w:after="0"/>
+            </w:pPr>
+            <w:r>
+              <w:rPr>
+                <w:rFonts w:ascii="Arial" w:hAnsi="Arial"/>
+                <w:b w:val="0"/>
+                <w:i w:val="0"/>
+                <w:color w:val="1B2610"/>
+                <w:sz w:val="19"/>
+              </w:rPr>
+              <w:t>14 September 2026</w:t>
+            </w:r>
+          </w:p>
+        </w:tc>
+      </w:tr>
+      <w:tr>
+        <w:trPr>
+          <w:cantSplit/>
+        </w:trPr>
+        <w:tc>
+          <w:tcPr>
+            <w:tcW w:type="dxa" w:w="2551"/>
+          </w:tcPr>
+          <w:p>
+            <w:pPr>
+              <w:spacing w:after="0"/>
+            </w:pPr>
+            <w:r>
+              <w:rPr>
+                <w:rFonts w:ascii="Arial" w:hAnsi="Arial"/>
+                <w:b/>
+                <w:i w:val="0"/>
+                <w:color w:val="FD6902"/>
+                <w:sz w:val="19"/>
+              </w:rPr>
+              <w:t>Families</w:t>
+            </w:r>
+          </w:p>
+        </w:tc>
+        <w:tc>
+          <w:tcPr>
+            <w:tcW w:type="dxa" w:w="6236"/>
+          </w:tcPr>
+          <w:p>
+            <w:pPr>
+              <w:spacing w:after="0"/>
+            </w:pPr>
+            <w:r>
+              <w:rPr>
+                <w:rFonts w:ascii="Arial" w:hAnsi="Arial"/>
+                <w:b w:val="0"/>
+                <w:i w:val="0"/>
+                <w:color w:val="1B2610"/>
+                <w:sz w:val="19"/>
+              </w:rPr>
+              <w:t>80</w:t>
+            </w:r>
+          </w:p>
+        </w:tc>
+      </w:tr>
+      <w:tr>
+        <w:trPr>
+          <w:cantSplit/>
+        </w:trPr>
+        <w:tc>
+          <w:tcPr>
+            <w:tcW w:type="dxa" w:w="2551"/>
+          </w:tcPr>
+          <w:p>
+            <w:pPr>
+              <w:spacing w:after="0"/>
+            </w:pPr>
+            <w:r>
+              <w:rPr>
+                <w:rFonts w:ascii="Arial" w:hAnsi="Arial"/>
+                <w:b/>
+                <w:i w:val="0"/>
+                <w:color w:val="FD6902"/>
+                <w:sz w:val="19"/>
+              </w:rPr>
+              <w:t>Media provided</w:t>
+            </w:r>
+          </w:p>
+        </w:tc>
+        <w:tc>
+          <w:tcPr>
+            <w:tcW w:type="dxa" w:w="6236"/>
+          </w:tcPr>
+          <w:p>
+            <w:pPr>
+              <w:spacing w:after="0"/>
+            </w:pPr>
+            <w:r>
+              <w:rPr>
+                <w:rFonts w:ascii="Arial" w:hAnsi="Arial"/>
+                <w:b w:val="0"/>
+                <w:i w:val="0"/>
+                <w:color w:val="1B2610"/>
+                <w:sz w:val="19"/>
+              </w:rPr>
+              <w:t>Photography and video coverage of the ceremony</w:t>
+            </w:r>
+          </w:p>
+        </w:tc>
+      </w:tr>
+      <w:tr>
+        <w:trPr>
+          <w:cantSplit/>
+        </w:trPr>
+        <w:tc>
+          <w:tcPr>
+            <w:tcW w:type="dxa" w:w="2551"/>
+          </w:tcPr>
+          <w:p>
+            <w:pPr>
+              <w:spacing w:after="0"/>
+            </w:pPr>
+            <w:r>
+              <w:rPr>
+                <w:rFonts w:ascii="Arial" w:hAnsi="Arial"/>
+                <w:b/>
+                <w:i w:val="0"/>
+                <w:color w:val="FD6902"/>
+                <w:sz w:val="19"/>
+              </w:rPr>
+              <w:t>Photos and videos</w:t>
+            </w:r>
+          </w:p>
+        </w:tc>
+        <w:tc>
+          <w:tcPr>
+            <w:tcW w:type="dxa" w:w="6236"/>
+          </w:tcPr>
+          <w:p>
+            <w:pPr>
+              <w:spacing w:after="0"/>
+            </w:pPr>
+            <w:hyperlink r:id="rId15">
+              <w:r>
+                <w:rPr>
+                  <w:rFonts w:ascii="Arial" w:hAnsi="Arial" w:cs="Arial"/>
+                  <w:color w:val="55891A"/>
+                  <w:sz w:val="17"/>
+                  <w:u w:val="single"/>
+                </w:rPr>
+                <w:t>https://www.facebook.com/reel/1881138039767781</w:t>
+              </w:r>
+            </w:hyperlink>
+          </w:p>
+        </w:tc>
+      </w:tr>
+    </w:tbl>
+    <w:p>
+      <w:pPr>
+        <w:spacing w:after="40"/>
+      </w:pPr>
+    </w:p>
+    <w:p>
+      <w:pPr>
+        <w:pStyle w:val="Heading2"/>
+      </w:pPr>
+      <w:r>
+        <w:t>A.2  Beledweyne</w:t>
+      </w:r>
+    </w:p>
+    <w:tbl>
+      <w:tblPr>
+        <w:tblW w:type="auto" w:w="0"/>
+        <w:jc w:val="center"/>
+        <w:tblLayout w:type="fixed"/>
+        <w:tblLook w:firstColumn="1" w:firstRow="1" w:lastColumn="0" w:lastRow="0" w:noHBand="0" w:noVBand="1" w:val="04A0"/>
+        <w:tblBorders>
+          <w:top w:val="single" w:sz="4" w:space="0" w:color="BCC9AD"/>
+          <w:left w:val="nil"/>
+          <w:bottom w:val="single" w:sz="4" w:space="0" w:color="BCC9AD"/>
+          <w:right w:val="nil"/>
+          <w:insideH w:val="single" w:sz="4" w:space="0" w:color="BCC9AD"/>
+          <w:insideV w:val="nil"/>
+        </w:tblBorders>
+        <w:tblCellMar>
+          <w:top w:w="50" w:type="dxa"/>
+          <w:left w:w="80" w:type="dxa"/>
+          <w:bottom w:w="50" w:type="dxa"/>
+          <w:right w:w="80" w:type="dxa"/>
+        </w:tblCellMar>
+        <w:tblLayout w:type="fixed"/>
+      </w:tblPr>
+      <w:tblGrid>
+        <w:gridCol w:w="2551"/>
+        <w:gridCol w:w="6237"/>
+      </w:tblGrid>
+      <w:tr>
+        <w:trPr>
+          <w:cantSplit/>
+        </w:trPr>
+        <w:tc>
+          <w:tcPr>
+            <w:tcW w:type="dxa" w:w="2551"/>
+          </w:tcPr>
+          <w:p>
+            <w:pPr>
+              <w:spacing w:after="0"/>
+            </w:pPr>
+            <w:r>
+              <w:rPr>
+                <w:rFonts w:ascii="Arial" w:hAnsi="Arial"/>
+                <w:b/>
+                <w:i w:val="0"/>
+                <w:color w:val="FD6902"/>
+                <w:sz w:val="19"/>
+              </w:rPr>
+              <w:t>District</w:t>
+            </w:r>
+          </w:p>
+        </w:tc>
+        <w:tc>
+          <w:tcPr>
+            <w:tcW w:type="dxa" w:w="6236"/>
+          </w:tcPr>
+          <w:p>
+            <w:pPr>
+              <w:spacing w:after="0"/>
+            </w:pPr>
+            <w:r>
+              <w:rPr>
+                <w:rFonts w:ascii="Arial" w:hAnsi="Arial"/>
+                <w:b w:val="0"/>
+                <w:i w:val="0"/>
+                <w:color w:val="1B2610"/>
+                <w:sz w:val="19"/>
+              </w:rPr>
+              <w:t>Beledweyne</w:t>
+            </w:r>
+          </w:p>
+        </w:tc>
+      </w:tr>
+      <w:tr>
+        <w:trPr>
+          <w:cantSplit/>
+        </w:trPr>
+        <w:tc>
+          <w:tcPr>
+            <w:tcW w:type="dxa" w:w="2551"/>
+          </w:tcPr>
+          <w:p>
+            <w:pPr>
+              <w:spacing w:after="0"/>
+            </w:pPr>
+            <w:r>
+              <w:rPr>
+                <w:rFonts w:ascii="Arial" w:hAnsi="Arial"/>
+                <w:b/>
+                <w:i w:val="0"/>
+                <w:color w:val="FD6902"/>
+                <w:sz w:val="19"/>
+              </w:rPr>
+              <w:t>Region</w:t>
+            </w:r>
+          </w:p>
+        </w:tc>
+        <w:tc>
+          <w:tcPr>
+            <w:tcW w:type="dxa" w:w="6236"/>
+          </w:tcPr>
+          <w:p>
+            <w:pPr>
+              <w:spacing w:after="0"/>
+            </w:pPr>
+            <w:r>
+              <w:rPr>
+                <w:rFonts w:ascii="Arial" w:hAnsi="Arial"/>
+                <w:b w:val="0"/>
+                <w:i w:val="0"/>
+                <w:color w:val="1B2610"/>
+                <w:sz w:val="19"/>
+              </w:rPr>
+              <w:t>Hirshabelle</w:t>
+            </w:r>
+          </w:p>
+        </w:tc>
+      </w:tr>
+      <w:tr>
+        <w:trPr>
+          <w:cantSplit/>
+        </w:trPr>
+        <w:tc>
+          <w:tcPr>
+            <w:tcW w:type="dxa" w:w="2551"/>
+          </w:tcPr>
+          <w:p>
+            <w:pPr>
+              <w:spacing w:after="0"/>
+            </w:pPr>
+            <w:r>
+              <w:rPr>
+                <w:rFonts w:ascii="Arial" w:hAnsi="Arial"/>
+                <w:b/>
+                <w:i w:val="0"/>
+                <w:color w:val="FD6902"/>
+                <w:sz w:val="19"/>
+              </w:rPr>
+              <w:t>Ceremony date</w:t>
+            </w:r>
+          </w:p>
+        </w:tc>
+        <w:tc>
+          <w:tcPr>
+            <w:tcW w:type="dxa" w:w="6236"/>
+          </w:tcPr>
+          <w:p>
+            <w:pPr>
+              <w:spacing w:after="0"/>
+            </w:pPr>
+            <w:r>
+              <w:rPr>
+                <w:rFonts w:ascii="Arial" w:hAnsi="Arial"/>
+                <w:b w:val="0"/>
+                <w:i w:val="0"/>
+                <w:color w:val="1B2610"/>
+                <w:sz w:val="19"/>
+              </w:rPr>
+              <w:t>14 September 2026</w:t>
+            </w:r>
+          </w:p>
+        </w:tc>
+      </w:tr>
+      <w:tr>
+        <w:trPr>
+          <w:cantSplit/>
+        </w:trPr>
+        <w:tc>
+          <w:tcPr>
+            <w:tcW w:type="dxa" w:w="2551"/>
+          </w:tcPr>
+          <w:p>
+            <w:pPr>
+              <w:spacing w:after="0"/>
+            </w:pPr>
+            <w:r>
+              <w:rPr>
+                <w:rFonts w:ascii="Arial" w:hAnsi="Arial"/>
+                <w:b/>
+                <w:i w:val="0"/>
+                <w:color w:val="FD6902"/>
+                <w:sz w:val="19"/>
+              </w:rPr>
+              <w:t>Families</w:t>
+            </w:r>
+          </w:p>
+        </w:tc>
+        <w:tc>
+          <w:tcPr>
+            <w:tcW w:type="dxa" w:w="6236"/>
+          </w:tcPr>
+          <w:p>
+            <w:pPr>
+              <w:spacing w:after="0"/>
+            </w:pPr>
+            <w:r>
+              <w:rPr>
+                <w:rFonts w:ascii="Arial" w:hAnsi="Arial"/>
+                <w:b w:val="0"/>
+                <w:i w:val="0"/>
+                <w:color w:val="1B2610"/>
+                <w:sz w:val="19"/>
+              </w:rPr>
+              <w:t>60</w:t>
+            </w:r>
+          </w:p>
+        </w:tc>
+      </w:tr>
+      <w:tr>
+        <w:trPr>
+          <w:cantSplit/>
+        </w:trPr>
+        <w:tc>
+          <w:tcPr>
+            <w:tcW w:type="dxa" w:w="2551"/>
+          </w:tcPr>
+          <w:p>
+            <w:pPr>
+              <w:spacing w:after="0"/>
+            </w:pPr>
+            <w:r>
+              <w:rPr>
+                <w:rFonts w:ascii="Arial" w:hAnsi="Arial"/>
+                <w:b/>
+                <w:i w:val="0"/>
+                <w:color w:val="FD6902"/>
+                <w:sz w:val="19"/>
+              </w:rPr>
+              <w:t>Media provided</w:t>
+            </w:r>
+          </w:p>
+        </w:tc>
+        <w:tc>
+          <w:tcPr>
+            <w:tcW w:type="dxa" w:w="6236"/>
+          </w:tcPr>
+          <w:p>
+            <w:pPr>
+              <w:spacing w:after="0"/>
+            </w:pPr>
+            <w:r>
+              <w:rPr>
+                <w:rFonts w:ascii="Arial" w:hAnsi="Arial"/>
+                <w:b w:val="0"/>
+                <w:i w:val="0"/>
+                <w:color w:val="1B2610"/>
+                <w:sz w:val="19"/>
+              </w:rPr>
+              <w:t>Photography and video coverage of the ceremony</w:t>
+            </w:r>
+          </w:p>
+        </w:tc>
+      </w:tr>
+      <w:tr>
+        <w:trPr>
+          <w:cantSplit/>
+        </w:trPr>
+        <w:tc>
+          <w:tcPr>
+            <w:tcW w:type="dxa" w:w="2551"/>
+          </w:tcPr>
+          <w:p>
+            <w:pPr>
+              <w:spacing w:after="0"/>
+            </w:pPr>
+            <w:r>
+              <w:rPr>
+                <w:rFonts w:ascii="Arial" w:hAnsi="Arial"/>
+                <w:b/>
+                <w:i w:val="0"/>
+                <w:color w:val="FD6902"/>
+                <w:sz w:val="19"/>
+              </w:rPr>
+              <w:t>Photos and videos</w:t>
+            </w:r>
+          </w:p>
+        </w:tc>
+        <w:tc>
+          <w:tcPr>
+            <w:tcW w:type="dxa" w:w="6236"/>
+          </w:tcPr>
+          <w:p>
+            <w:pPr>
+              <w:spacing w:after="0"/>
+            </w:pPr>
+            <w:r>
+              <w:rPr>
+                <w:rFonts w:ascii="Arial" w:hAnsi="Arial"/>
+                <w:b w:val="0"/>
+                <w:i w:val="0"/>
+                <w:color w:val="1B2610"/>
+                <w:sz w:val="19"/>
+              </w:rPr>
+              <w:t>[link]</w:t>
+            </w:r>
+          </w:p>
+        </w:tc>
+      </w:tr>
+    </w:tbl>
+    <w:p>
+      <w:pPr>
+        <w:spacing w:after="40"/>
+      </w:pPr>
+    </w:p>
+    <w:p>
+      <w:pPr>
+        <w:pStyle w:val="Heading2"/>
+      </w:pPr>
+      <w:r>
+        <w:t>A.3  Balcad</w:t>
+      </w:r>
+    </w:p>
+    <w:tbl>
+      <w:tblPr>
+        <w:tblW w:type="auto" w:w="0"/>
+        <w:jc w:val="center"/>
+        <w:tblLayout w:type="fixed"/>
+        <w:tblLook w:firstColumn="1" w:firstRow="1" w:lastColumn="0" w:lastRow="0" w:noHBand="0" w:noVBand="1" w:val="04A0"/>
+        <w:tblBorders>
+          <w:top w:val="single" w:sz="4" w:space="0" w:color="BCC9AD"/>
+          <w:left w:val="nil"/>
+          <w:bottom w:val="single" w:sz="4" w:space="0" w:color="BCC9AD"/>
+          <w:right w:val="nil"/>
+          <w:insideH w:val="single" w:sz="4" w:space="0" w:color="BCC9AD"/>
+          <w:insideV w:val="nil"/>
+        </w:tblBorders>
+        <w:tblCellMar>
+          <w:top w:w="50" w:type="dxa"/>
+          <w:left w:w="80" w:type="dxa"/>
+          <w:bottom w:w="50" w:type="dxa"/>
+          <w:right w:w="80" w:type="dxa"/>
+        </w:tblCellMar>
+        <w:tblLayout w:type="fixed"/>
+      </w:tblPr>
+      <w:tblGrid>
+        <w:gridCol w:w="2551"/>
+        <w:gridCol w:w="6237"/>
+      </w:tblGrid>
+      <w:tr>
+        <w:trPr>
+          <w:cantSplit/>
+        </w:trPr>
+        <w:tc>
+          <w:tcPr>
+            <w:tcW w:type="dxa" w:w="2551"/>
+          </w:tcPr>
+          <w:p>
+            <w:pPr>
+              <w:spacing w:after="0"/>
+            </w:pPr>
+            <w:r>
+              <w:rPr>
+                <w:rFonts w:ascii="Arial" w:hAnsi="Arial"/>
+                <w:b/>
+                <w:i w:val="0"/>
+                <w:color w:val="FD6902"/>
+                <w:sz w:val="19"/>
+              </w:rPr>
+              <w:t>District</w:t>
+            </w:r>
+          </w:p>
+        </w:tc>
+        <w:tc>
+          <w:tcPr>
+            <w:tcW w:type="dxa" w:w="6236"/>
+          </w:tcPr>
+          <w:p>
+            <w:pPr>
+              <w:spacing w:after="0"/>
+            </w:pPr>
+            <w:r>
+              <w:rPr>
+                <w:rFonts w:ascii="Arial" w:hAnsi="Arial"/>
+                <w:b w:val="0"/>
+                <w:i w:val="0"/>
+                <w:color w:val="1B2610"/>
+                <w:sz w:val="19"/>
+              </w:rPr>
+              <w:t>Balcad</w:t>
+            </w:r>
+          </w:p>
+        </w:tc>
+      </w:tr>
+      <w:tr>
+        <w:trPr>
+          <w:cantSplit/>
+        </w:trPr>
+        <w:tc>
+          <w:tcPr>
+            <w:tcW w:type="dxa" w:w="2551"/>
+          </w:tcPr>
+          <w:p>
+            <w:pPr>
+              <w:spacing w:after="0"/>
+            </w:pPr>
+            <w:r>
+              <w:rPr>
+                <w:rFonts w:ascii="Arial" w:hAnsi="Arial"/>
+                <w:b/>
+                <w:i w:val="0"/>
+                <w:color w:val="FD6902"/>
+                <w:sz w:val="19"/>
+              </w:rPr>
+              <w:t>Region</w:t>
+            </w:r>
+          </w:p>
+        </w:tc>
+        <w:tc>
+          <w:tcPr>
+            <w:tcW w:type="dxa" w:w="6236"/>
+          </w:tcPr>
+          <w:p>
+            <w:pPr>
+              <w:spacing w:after="0"/>
+            </w:pPr>
+            <w:r>
+              <w:rPr>
+                <w:rFonts w:ascii="Arial" w:hAnsi="Arial"/>
+                <w:b w:val="0"/>
+                <w:i w:val="0"/>
+                <w:color w:val="1B2610"/>
+                <w:sz w:val="19"/>
+              </w:rPr>
+              <w:t>Hirshabelle</w:t>
+            </w:r>
+          </w:p>
+        </w:tc>
+      </w:tr>
+      <w:tr>
+        <w:trPr>
+          <w:cantSplit/>
+        </w:trPr>
+        <w:tc>
+          <w:tcPr>
+            <w:tcW w:type="dxa" w:w="2551"/>
+          </w:tcPr>
+          <w:p>
+            <w:pPr>
+              <w:spacing w:after="0"/>
+            </w:pPr>
+            <w:r>
+              <w:rPr>
+                <w:rFonts w:ascii="Arial" w:hAnsi="Arial"/>
+                <w:b/>
+                <w:i w:val="0"/>
+                <w:color w:val="FD6902"/>
+                <w:sz w:val="19"/>
+              </w:rPr>
+              <w:t>Ceremony date</w:t>
+            </w:r>
+          </w:p>
+        </w:tc>
+        <w:tc>
+          <w:tcPr>
+            <w:tcW w:type="dxa" w:w="6236"/>
+          </w:tcPr>
+          <w:p>
+            <w:pPr>
+              <w:spacing w:after="0"/>
+            </w:pPr>
+            <w:r>
+              <w:rPr>
+                <w:rFonts w:ascii="Arial" w:hAnsi="Arial"/>
+                <w:b w:val="0"/>
+                <w:i w:val="0"/>
+                <w:color w:val="1B2610"/>
+                <w:sz w:val="19"/>
+              </w:rPr>
+              <w:t>14 September 2026</w:t>
+            </w:r>
+          </w:p>
+        </w:tc>
+      </w:tr>
+      <w:tr>
+        <w:trPr>
+          <w:cantSplit/>
+        </w:trPr>
+        <w:tc>
+          <w:tcPr>
+            <w:tcW w:type="dxa" w:w="2551"/>
+          </w:tcPr>
+          <w:p>
+            <w:pPr>
+              <w:spacing w:after="0"/>
+            </w:pPr>
+            <w:r>
+              <w:rPr>
+                <w:rFonts w:ascii="Arial" w:hAnsi="Arial"/>
+                <w:b/>
+                <w:i w:val="0"/>
+                <w:color w:val="FD6902"/>
+                <w:sz w:val="19"/>
+              </w:rPr>
+              <w:t>Families</w:t>
+            </w:r>
+          </w:p>
+        </w:tc>
+        <w:tc>
+          <w:tcPr>
+            <w:tcW w:type="dxa" w:w="6236"/>
+          </w:tcPr>
+          <w:p>
+            <w:pPr>
+              <w:spacing w:after="0"/>
+            </w:pPr>
+            <w:r>
+              <w:rPr>
+                <w:rFonts w:ascii="Arial" w:hAnsi="Arial"/>
+                <w:b w:val="0"/>
+                <w:i w:val="0"/>
+                <w:color w:val="1B2610"/>
+                <w:sz w:val="19"/>
+              </w:rPr>
+              <w:t>60</w:t>
+            </w:r>
+          </w:p>
+        </w:tc>
+      </w:tr>
+      <w:tr>
+        <w:trPr>
+          <w:cantSplit/>
+        </w:trPr>
+        <w:tc>
+          <w:tcPr>
+            <w:tcW w:type="dxa" w:w="2551"/>
+          </w:tcPr>
+          <w:p>
+            <w:pPr>
+              <w:spacing w:after="0"/>
+            </w:pPr>
+            <w:r>
+              <w:rPr>
+                <w:rFonts w:ascii="Arial" w:hAnsi="Arial"/>
+                <w:b/>
+                <w:i w:val="0"/>
+                <w:color w:val="FD6902"/>
+                <w:sz w:val="19"/>
+              </w:rPr>
+              <w:t>Media provided</w:t>
+            </w:r>
+          </w:p>
+        </w:tc>
+        <w:tc>
+          <w:tcPr>
+            <w:tcW w:type="dxa" w:w="6236"/>
+          </w:tcPr>
+          <w:p>
+            <w:pPr>
+              <w:spacing w:after="0"/>
+            </w:pPr>
+            <w:r>
+              <w:rPr>
+                <w:rFonts w:ascii="Arial" w:hAnsi="Arial"/>
+                <w:b w:val="0"/>
+                <w:i w:val="0"/>
+                <w:color w:val="1B2610"/>
+                <w:sz w:val="19"/>
+              </w:rPr>
+              <w:t>Photography and video coverage of the ceremony</w:t>
+            </w:r>
+          </w:p>
+        </w:tc>
+      </w:tr>
+      <w:tr>
+        <w:trPr>
+          <w:cantSplit/>
+        </w:trPr>
+        <w:tc>
+          <w:tcPr>
+            <w:tcW w:type="dxa" w:w="2551"/>
+          </w:tcPr>
+          <w:p>
+            <w:pPr>
+              <w:spacing w:after="0"/>
+            </w:pPr>
+            <w:r>
+              <w:rPr>
+                <w:rFonts w:ascii="Arial" w:hAnsi="Arial"/>
+                <w:b/>
+                <w:i w:val="0"/>
+                <w:color w:val="FD6902"/>
+                <w:sz w:val="19"/>
+              </w:rPr>
+              <w:t>Photos and videos</w:t>
+            </w:r>
+          </w:p>
+        </w:tc>
+        <w:tc>
+          <w:tcPr>
+            <w:tcW w:type="dxa" w:w="6236"/>
+          </w:tcPr>
+          <w:p>
+            <w:pPr>
+              <w:spacing w:after="0"/>
+            </w:pPr>
+            <w:hyperlink r:id="rId16">
+              <w:r>
+                <w:rPr>
+                  <w:rFonts w:ascii="Arial" w:hAnsi="Arial" w:cs="Arial"/>
+                  <w:color w:val="55891A"/>
+                  <w:sz w:val="17"/>
+                  <w:u w:val="single"/>
+                </w:rPr>
+                <w:t>https://www.facebook.com/reel/4439016306360579</w:t>
+              </w:r>
+            </w:hyperlink>
+          </w:p>
+        </w:tc>
+      </w:tr>
+    </w:tbl>
+    <w:p>
+      <w:pPr>
+        <w:spacing w:after="40"/>
+      </w:pPr>
+    </w:p>
     <w:sectPr>
       <w:headerReference w:type="default" r:id="rId9"/>
       <w:footerReference w:type="default" r:id="rId10"/>

--- a/state_reports/Rasmi_Event_Management_Report_HoA_DRIVE_Hirshabelle.docx
+++ b/state_reports/Rasmi_Event_Management_Report_HoA_DRIVE_Hirshabelle.docx
@@ -3129,7 +3129,7 @@
                 <w:color w:val="55891A"/>
                 <w:sz w:val="19"/>
               </w:rPr>
-              <w:t>Prepared by</w:t>
+              <w:t>Submitted by</w:t>
             </w:r>
           </w:p>
         </w:tc>

--- a/state_reports/Rasmi_Event_Management_Report_HoA_DRIVE_Hirshabelle.docx
+++ b/state_reports/Rasmi_Event_Management_Report_HoA_DRIVE_Hirshabelle.docx
@@ -452,7 +452,7 @@
                 <w:color w:val="FD6902"/>
                 <w:sz w:val="19"/>
               </w:rPr>
-              <w:t>Ceremony date</w:t>
+              <w:t>Ceremony dates</w:t>
             </w:r>
           </w:p>
         </w:tc>
@@ -472,7 +472,7 @@
                 <w:color w:val="1B2610"/>
                 <w:sz w:val="19"/>
               </w:rPr>
-              <w:t>14 September 2026</w:t>
+              <w:t>Jowhar: 17 Sep 2026; Beledweyne: [date]; Balcad: 13 Sep 2026</w:t>
             </w:r>
           </w:p>
         </w:tc>
@@ -732,7 +732,7 @@
           <w:color w:val="1B2610"/>
           <w:sz w:val="20"/>
         </w:rPr>
-        <w:t xml:space="preserve"> on 14 September 2026. A total of </w:t>
+        <w:t xml:space="preserve"> (ceremony dates: Jowhar: 17 Sep 2026; Beledweyne: [date]; Balcad: 13 Sep 2026). A total of </w:t>
       </w:r>
       <w:r>
         <w:rPr>
@@ -874,7 +874,7 @@
                 <w:color w:val="55891A"/>
                 <w:sz w:val="18"/>
               </w:rPr>
-              <w:t>Date</w:t>
+              <w:t>Dates</w:t>
             </w:r>
           </w:p>
         </w:tc>
@@ -960,7 +960,7 @@
                 <w:color w:val="55891A"/>
                 <w:sz w:val="22"/>
               </w:rPr>
-              <w:t>14 Sep 2026</w:t>
+              <w:t>See Section 4</w:t>
             </w:r>
           </w:p>
         </w:tc>
@@ -1785,7 +1785,7 @@
                 <w:color w:val="1B2610"/>
                 <w:sz w:val="18"/>
               </w:rPr>
-              <w:t>14 Sep 2026</w:t>
+              <w:t>17 Sep 2026</w:t>
             </w:r>
           </w:p>
         </w:tc>
@@ -1963,7 +1963,7 @@
                 <w:color w:val="1B2610"/>
                 <w:sz w:val="18"/>
               </w:rPr>
-              <w:t>14 Sep 2026</w:t>
+              <w:t>[date]</w:t>
             </w:r>
           </w:p>
         </w:tc>
@@ -2141,7 +2141,7 @@
                 <w:color w:val="1B2610"/>
                 <w:sz w:val="18"/>
               </w:rPr>
-              <w:t>14 Sep 2026</w:t>
+              <w:t>13 Sep 2026</w:t>
             </w:r>
           </w:p>
         </w:tc>
@@ -3420,7 +3420,7 @@
         <w:pStyle w:val="Heading1"/>
       </w:pPr>
       <w:r>
-        <w:t>Annex A: Media Coverage — Links and Details</w:t>
+        <w:t>Annex A: Media Coverage — Hirshabelle</w:t>
       </w:r>
     </w:p>
     <w:p>
@@ -3432,15 +3432,7 @@
           <w:color w:val="1B2610"/>
           <w:sz w:val="20"/>
         </w:rPr>
-        <w:t>Photo and video coverage was provided at all 3 ceremonies in Hirshabelle. The details and links for each district are below.</w:t>
-      </w:r>
-    </w:p>
-    <w:p>
-      <w:pPr>
-        <w:pStyle w:val="Heading2"/>
-      </w:pPr>
-      <w:r>
-        <w:t>A.1  Jowhar</w:t>
+        <w:t>Photo and video coverage of the ceremonies in Hirshabelle, by media house, with the city, the channel, the views and the link to each post. Views were checked on 14 October 2026 and will change.</w:t>
       </w:r>
     </w:p>
     <w:tbl>
@@ -3466,19 +3458,28 @@
         <w:tblLayout w:type="fixed"/>
       </w:tblPr>
       <w:tblGrid>
-        <w:gridCol w:w="2551"/>
-        <w:gridCol w:w="6237"/>
+        <w:gridCol w:w="396"/>
+        <w:gridCol w:w="1530"/>
+        <w:gridCol w:w="2438"/>
+        <w:gridCol w:w="1020"/>
+        <w:gridCol w:w="793"/>
+        <w:gridCol w:w="2664"/>
       </w:tblGrid>
       <w:tr>
         <w:trPr>
           <w:cantSplit/>
+          <w:tblHeader/>
         </w:trPr>
         <w:tc>
           <w:tcPr>
-            <w:tcW w:type="dxa" w:w="2551"/>
+            <w:tcW w:type="dxa" w:w="397"/>
+            <w:tcBorders>
+              <w:bottom w:val="single" w:sz="12" w:space="0" w:color="55891A"/>
+            </w:tcBorders>
           </w:tcPr>
           <w:p>
             <w:pPr>
+              <w:keepNext/>
               <w:spacing w:after="0"/>
             </w:pPr>
             <w:r>
@@ -3486,16 +3487,674 @@
                 <w:rFonts w:ascii="Arial" w:hAnsi="Arial"/>
                 <w:b/>
                 <w:i w:val="0"/>
-                <w:color w:val="FD6902"/>
-                <w:sz w:val="19"/>
+                <w:color w:val="55891A"/>
+                <w:sz w:val="17"/>
               </w:rPr>
-              <w:t>District</w:t>
+              <w:t>#</w:t>
             </w:r>
           </w:p>
         </w:tc>
         <w:tc>
           <w:tcPr>
-            <w:tcW w:type="dxa" w:w="6236"/>
+            <w:tcW w:type="dxa" w:w="1531"/>
+            <w:tcBorders>
+              <w:bottom w:val="single" w:sz="12" w:space="0" w:color="55891A"/>
+            </w:tcBorders>
+          </w:tcPr>
+          <w:p>
+            <w:pPr>
+              <w:keepNext/>
+              <w:spacing w:after="0"/>
+            </w:pPr>
+            <w:r>
+              <w:rPr>
+                <w:rFonts w:ascii="Arial" w:hAnsi="Arial"/>
+                <w:b/>
+                <w:i w:val="0"/>
+                <w:color w:val="55891A"/>
+                <w:sz w:val="17"/>
+              </w:rPr>
+              <w:t>City</w:t>
+            </w:r>
+          </w:p>
+        </w:tc>
+        <w:tc>
+          <w:tcPr>
+            <w:tcW w:type="dxa" w:w="2438"/>
+            <w:tcBorders>
+              <w:bottom w:val="single" w:sz="12" w:space="0" w:color="55891A"/>
+            </w:tcBorders>
+          </w:tcPr>
+          <w:p>
+            <w:pPr>
+              <w:keepNext/>
+              <w:spacing w:after="0"/>
+            </w:pPr>
+            <w:r>
+              <w:rPr>
+                <w:rFonts w:ascii="Arial" w:hAnsi="Arial"/>
+                <w:b/>
+                <w:i w:val="0"/>
+                <w:color w:val="55891A"/>
+                <w:sz w:val="17"/>
+              </w:rPr>
+              <w:t>Media house / outlet</w:t>
+            </w:r>
+          </w:p>
+        </w:tc>
+        <w:tc>
+          <w:tcPr>
+            <w:tcW w:type="dxa" w:w="1020"/>
+            <w:tcBorders>
+              <w:bottom w:val="single" w:sz="12" w:space="0" w:color="55891A"/>
+            </w:tcBorders>
+          </w:tcPr>
+          <w:p>
+            <w:pPr>
+              <w:keepNext/>
+              <w:spacing w:after="0"/>
+            </w:pPr>
+            <w:r>
+              <w:rPr>
+                <w:rFonts w:ascii="Arial" w:hAnsi="Arial"/>
+                <w:b/>
+                <w:i w:val="0"/>
+                <w:color w:val="55891A"/>
+                <w:sz w:val="17"/>
+              </w:rPr>
+              <w:t>Channel</w:t>
+            </w:r>
+          </w:p>
+        </w:tc>
+        <w:tc>
+          <w:tcPr>
+            <w:tcW w:type="dxa" w:w="794"/>
+            <w:tcBorders>
+              <w:bottom w:val="single" w:sz="12" w:space="0" w:color="55891A"/>
+            </w:tcBorders>
+          </w:tcPr>
+          <w:p>
+            <w:pPr>
+              <w:keepNext/>
+              <w:spacing w:after="0"/>
+              <w:jc w:val="center"/>
+            </w:pPr>
+            <w:r>
+              <w:rPr>
+                <w:rFonts w:ascii="Arial" w:hAnsi="Arial"/>
+                <w:b/>
+                <w:i w:val="0"/>
+                <w:color w:val="55891A"/>
+                <w:sz w:val="17"/>
+              </w:rPr>
+              <w:t>Views</w:t>
+            </w:r>
+          </w:p>
+        </w:tc>
+        <w:tc>
+          <w:tcPr>
+            <w:tcW w:type="dxa" w:w="2665"/>
+            <w:tcBorders>
+              <w:bottom w:val="single" w:sz="12" w:space="0" w:color="55891A"/>
+            </w:tcBorders>
+          </w:tcPr>
+          <w:p>
+            <w:pPr>
+              <w:keepNext/>
+              <w:spacing w:after="0"/>
+            </w:pPr>
+            <w:r>
+              <w:rPr>
+                <w:rFonts w:ascii="Arial" w:hAnsi="Arial"/>
+                <w:b/>
+                <w:i w:val="0"/>
+                <w:color w:val="55891A"/>
+                <w:sz w:val="17"/>
+              </w:rPr>
+              <w:t>Link</w:t>
+            </w:r>
+          </w:p>
+        </w:tc>
+      </w:tr>
+      <w:tr>
+        <w:trPr>
+          <w:cantSplit/>
+        </w:trPr>
+        <w:tc>
+          <w:tcPr>
+            <w:tcW w:type="dxa" w:w="397"/>
+          </w:tcPr>
+          <w:p>
+            <w:pPr>
+              <w:keepNext/>
+              <w:spacing w:after="0"/>
+            </w:pPr>
+            <w:r>
+              <w:rPr>
+                <w:rFonts w:ascii="Arial" w:hAnsi="Arial"/>
+                <w:b w:val="0"/>
+                <w:i w:val="0"/>
+                <w:color w:val="1B2610"/>
+                <w:sz w:val="18"/>
+              </w:rPr>
+              <w:t>1</w:t>
+            </w:r>
+          </w:p>
+        </w:tc>
+        <w:tc>
+          <w:tcPr>
+            <w:tcW w:type="dxa" w:w="1531"/>
+          </w:tcPr>
+          <w:p>
+            <w:pPr>
+              <w:keepNext/>
+              <w:spacing w:after="0"/>
+            </w:pPr>
+            <w:r>
+              <w:rPr>
+                <w:rFonts w:ascii="Arial" w:hAnsi="Arial"/>
+                <w:b w:val="0"/>
+                <w:i w:val="0"/>
+                <w:color w:val="1B2610"/>
+                <w:sz w:val="18"/>
+              </w:rPr>
+              <w:t>Jowhar</w:t>
+            </w:r>
+          </w:p>
+        </w:tc>
+        <w:tc>
+          <w:tcPr>
+            <w:tcW w:type="dxa" w:w="2438"/>
+          </w:tcPr>
+          <w:p>
+            <w:pPr>
+              <w:keepNext/>
+              <w:spacing w:after="0"/>
+            </w:pPr>
+            <w:r>
+              <w:rPr>
+                <w:rFonts w:ascii="Arial" w:hAnsi="Arial"/>
+                <w:b w:val="0"/>
+                <w:i w:val="0"/>
+                <w:color w:val="1B2610"/>
+                <w:sz w:val="18"/>
+              </w:rPr>
+              <w:t>Somali Cable TV</w:t>
+            </w:r>
+          </w:p>
+        </w:tc>
+        <w:tc>
+          <w:tcPr>
+            <w:tcW w:type="dxa" w:w="1020"/>
+          </w:tcPr>
+          <w:p>
+            <w:pPr>
+              <w:keepNext/>
+              <w:spacing w:after="0"/>
+            </w:pPr>
+            <w:r>
+              <w:rPr>
+                <w:rFonts w:ascii="Arial" w:hAnsi="Arial"/>
+                <w:b w:val="0"/>
+                <w:i w:val="0"/>
+                <w:color w:val="1B2610"/>
+                <w:sz w:val="18"/>
+              </w:rPr>
+              <w:t>Facebook</w:t>
+            </w:r>
+          </w:p>
+        </w:tc>
+        <w:tc>
+          <w:tcPr>
+            <w:tcW w:type="dxa" w:w="794"/>
+          </w:tcPr>
+          <w:p>
+            <w:pPr>
+              <w:keepNext/>
+              <w:spacing w:after="0"/>
+              <w:jc w:val="center"/>
+            </w:pPr>
+            <w:r>
+              <w:rPr>
+                <w:rFonts w:ascii="Arial" w:hAnsi="Arial"/>
+                <w:b w:val="0"/>
+                <w:i w:val="0"/>
+                <w:color w:val="1B2610"/>
+                <w:sz w:val="18"/>
+              </w:rPr>
+              <w:t>9.2K</w:t>
+            </w:r>
+          </w:p>
+        </w:tc>
+        <w:tc>
+          <w:tcPr>
+            <w:tcW w:type="dxa" w:w="2665"/>
+          </w:tcPr>
+          <w:p>
+            <w:pPr>
+              <w:keepNext/>
+              <w:spacing w:after="0"/>
+            </w:pPr>
+            <w:hyperlink r:id="rId15">
+              <w:r>
+                <w:rPr>
+                  <w:rFonts w:ascii="Arial" w:hAnsi="Arial" w:cs="Arial"/>
+                  <w:color w:val="55891A"/>
+                  <w:sz w:val="17"/>
+                  <w:u w:val="single"/>
+                </w:rPr>
+                <w:t>facebook.com/reel/1881138039767781</w:t>
+              </w:r>
+            </w:hyperlink>
+          </w:p>
+        </w:tc>
+      </w:tr>
+      <w:tr>
+        <w:trPr>
+          <w:cantSplit/>
+        </w:trPr>
+        <w:tc>
+          <w:tcPr>
+            <w:tcW w:type="dxa" w:w="397"/>
+          </w:tcPr>
+          <w:p>
+            <w:pPr>
+              <w:keepNext/>
+              <w:spacing w:after="0"/>
+            </w:pPr>
+            <w:r>
+              <w:rPr>
+                <w:rFonts w:ascii="Arial" w:hAnsi="Arial"/>
+                <w:b w:val="0"/>
+                <w:i w:val="0"/>
+                <w:color w:val="1B2610"/>
+                <w:sz w:val="18"/>
+              </w:rPr>
+              <w:t>2</w:t>
+            </w:r>
+          </w:p>
+        </w:tc>
+        <w:tc>
+          <w:tcPr>
+            <w:tcW w:type="dxa" w:w="1531"/>
+          </w:tcPr>
+          <w:p>
+            <w:pPr>
+              <w:keepNext/>
+              <w:spacing w:after="0"/>
+            </w:pPr>
+            <w:r>
+              <w:rPr>
+                <w:rFonts w:ascii="Arial" w:hAnsi="Arial"/>
+                <w:b w:val="0"/>
+                <w:i w:val="0"/>
+                <w:color w:val="1B2610"/>
+                <w:sz w:val="18"/>
+              </w:rPr>
+              <w:t>Jowhar</w:t>
+            </w:r>
+          </w:p>
+        </w:tc>
+        <w:tc>
+          <w:tcPr>
+            <w:tcW w:type="dxa" w:w="2438"/>
+          </w:tcPr>
+          <w:p>
+            <w:pPr>
+              <w:keepNext/>
+              <w:spacing w:after="0"/>
+            </w:pPr>
+            <w:r>
+              <w:rPr>
+                <w:rFonts w:ascii="Arial" w:hAnsi="Arial"/>
+                <w:b w:val="0"/>
+                <w:i w:val="0"/>
+                <w:color w:val="1B2610"/>
+                <w:sz w:val="18"/>
+              </w:rPr>
+              <w:t>Somali Cable TV</w:t>
+            </w:r>
+          </w:p>
+        </w:tc>
+        <w:tc>
+          <w:tcPr>
+            <w:tcW w:type="dxa" w:w="1020"/>
+          </w:tcPr>
+          <w:p>
+            <w:pPr>
+              <w:keepNext/>
+              <w:spacing w:after="0"/>
+            </w:pPr>
+            <w:r>
+              <w:rPr>
+                <w:rFonts w:ascii="Arial" w:hAnsi="Arial"/>
+                <w:b w:val="0"/>
+                <w:i w:val="0"/>
+                <w:color w:val="1B2610"/>
+                <w:sz w:val="18"/>
+              </w:rPr>
+              <w:t>Facebook</w:t>
+            </w:r>
+          </w:p>
+        </w:tc>
+        <w:tc>
+          <w:tcPr>
+            <w:tcW w:type="dxa" w:w="794"/>
+          </w:tcPr>
+          <w:p>
+            <w:pPr>
+              <w:keepNext/>
+              <w:spacing w:after="0"/>
+              <w:jc w:val="center"/>
+            </w:pPr>
+            <w:r>
+              <w:rPr>
+                <w:rFonts w:ascii="Arial" w:hAnsi="Arial"/>
+                <w:b w:val="0"/>
+                <w:i w:val="0"/>
+                <w:color w:val="1B2610"/>
+                <w:sz w:val="18"/>
+              </w:rPr>
+              <w:t>—</w:t>
+            </w:r>
+          </w:p>
+        </w:tc>
+        <w:tc>
+          <w:tcPr>
+            <w:tcW w:type="dxa" w:w="2665"/>
+          </w:tcPr>
+          <w:p>
+            <w:pPr>
+              <w:keepNext/>
+              <w:spacing w:after="0"/>
+            </w:pPr>
+            <w:hyperlink r:id="rId16">
+              <w:r>
+                <w:rPr>
+                  <w:rFonts w:ascii="Arial" w:hAnsi="Arial" w:cs="Arial"/>
+                  <w:color w:val="55891A"/>
+                  <w:sz w:val="17"/>
+                  <w:u w:val="single"/>
+                </w:rPr>
+                <w:t>facebook.com/share/v/1K3tPWDFY5/</w:t>
+              </w:r>
+            </w:hyperlink>
+          </w:p>
+        </w:tc>
+      </w:tr>
+      <w:tr>
+        <w:trPr>
+          <w:cantSplit/>
+        </w:trPr>
+        <w:tc>
+          <w:tcPr>
+            <w:tcW w:type="dxa" w:w="397"/>
+          </w:tcPr>
+          <w:p>
+            <w:pPr>
+              <w:keepNext/>
+              <w:spacing w:after="0"/>
+            </w:pPr>
+            <w:r>
+              <w:rPr>
+                <w:rFonts w:ascii="Arial" w:hAnsi="Arial"/>
+                <w:b w:val="0"/>
+                <w:i w:val="0"/>
+                <w:color w:val="1B2610"/>
+                <w:sz w:val="18"/>
+              </w:rPr>
+              <w:t>3</w:t>
+            </w:r>
+          </w:p>
+        </w:tc>
+        <w:tc>
+          <w:tcPr>
+            <w:tcW w:type="dxa" w:w="1531"/>
+          </w:tcPr>
+          <w:p>
+            <w:pPr>
+              <w:keepNext/>
+              <w:spacing w:after="0"/>
+            </w:pPr>
+            <w:r>
+              <w:rPr>
+                <w:rFonts w:ascii="Arial" w:hAnsi="Arial"/>
+                <w:b w:val="0"/>
+                <w:i w:val="0"/>
+                <w:color w:val="1B2610"/>
+                <w:sz w:val="18"/>
+              </w:rPr>
+              <w:t>Balcad</w:t>
+            </w:r>
+          </w:p>
+        </w:tc>
+        <w:tc>
+          <w:tcPr>
+            <w:tcW w:type="dxa" w:w="2438"/>
+          </w:tcPr>
+          <w:p>
+            <w:pPr>
+              <w:keepNext/>
+              <w:spacing w:after="0"/>
+            </w:pPr>
+            <w:r>
+              <w:rPr>
+                <w:rFonts w:ascii="Arial" w:hAnsi="Arial"/>
+                <w:b w:val="0"/>
+                <w:i w:val="0"/>
+                <w:color w:val="1B2610"/>
+                <w:sz w:val="18"/>
+              </w:rPr>
+              <w:t>Telefishinka Qaranka Soomaaliyeed (SNTV)</w:t>
+            </w:r>
+          </w:p>
+        </w:tc>
+        <w:tc>
+          <w:tcPr>
+            <w:tcW w:type="dxa" w:w="1020"/>
+          </w:tcPr>
+          <w:p>
+            <w:pPr>
+              <w:keepNext/>
+              <w:spacing w:after="0"/>
+            </w:pPr>
+            <w:r>
+              <w:rPr>
+                <w:rFonts w:ascii="Arial" w:hAnsi="Arial"/>
+                <w:b w:val="0"/>
+                <w:i w:val="0"/>
+                <w:color w:val="1B2610"/>
+                <w:sz w:val="18"/>
+              </w:rPr>
+              <w:t>Facebook</w:t>
+            </w:r>
+          </w:p>
+        </w:tc>
+        <w:tc>
+          <w:tcPr>
+            <w:tcW w:type="dxa" w:w="794"/>
+          </w:tcPr>
+          <w:p>
+            <w:pPr>
+              <w:keepNext/>
+              <w:spacing w:after="0"/>
+              <w:jc w:val="center"/>
+            </w:pPr>
+            <w:r>
+              <w:rPr>
+                <w:rFonts w:ascii="Arial" w:hAnsi="Arial"/>
+                <w:b w:val="0"/>
+                <w:i w:val="0"/>
+                <w:color w:val="1B2610"/>
+                <w:sz w:val="18"/>
+              </w:rPr>
+              <w:t>6.3K</w:t>
+            </w:r>
+          </w:p>
+        </w:tc>
+        <w:tc>
+          <w:tcPr>
+            <w:tcW w:type="dxa" w:w="2665"/>
+          </w:tcPr>
+          <w:p>
+            <w:pPr>
+              <w:keepNext/>
+              <w:spacing w:after="0"/>
+            </w:pPr>
+            <w:hyperlink r:id="rId17">
+              <w:r>
+                <w:rPr>
+                  <w:rFonts w:ascii="Arial" w:hAnsi="Arial" w:cs="Arial"/>
+                  <w:color w:val="55891A"/>
+                  <w:sz w:val="17"/>
+                  <w:u w:val="single"/>
+                </w:rPr>
+                <w:t>facebook.com/reel/4439016306360579</w:t>
+              </w:r>
+            </w:hyperlink>
+          </w:p>
+        </w:tc>
+      </w:tr>
+      <w:tr>
+        <w:trPr>
+          <w:cantSplit/>
+        </w:trPr>
+        <w:tc>
+          <w:tcPr>
+            <w:tcW w:type="dxa" w:w="397"/>
+          </w:tcPr>
+          <w:p>
+            <w:pPr>
+              <w:keepNext/>
+              <w:spacing w:after="0"/>
+            </w:pPr>
+            <w:r>
+              <w:rPr>
+                <w:rFonts w:ascii="Arial" w:hAnsi="Arial"/>
+                <w:b w:val="0"/>
+                <w:i w:val="0"/>
+                <w:color w:val="1B2610"/>
+                <w:sz w:val="18"/>
+              </w:rPr>
+              <w:t>4</w:t>
+            </w:r>
+          </w:p>
+        </w:tc>
+        <w:tc>
+          <w:tcPr>
+            <w:tcW w:type="dxa" w:w="1531"/>
+          </w:tcPr>
+          <w:p>
+            <w:pPr>
+              <w:keepNext/>
+              <w:spacing w:after="0"/>
+            </w:pPr>
+            <w:r>
+              <w:rPr>
+                <w:rFonts w:ascii="Arial" w:hAnsi="Arial"/>
+                <w:b w:val="0"/>
+                <w:i w:val="0"/>
+                <w:color w:val="1B2610"/>
+                <w:sz w:val="18"/>
+              </w:rPr>
+              <w:t>Balcad</w:t>
+            </w:r>
+          </w:p>
+        </w:tc>
+        <w:tc>
+          <w:tcPr>
+            <w:tcW w:type="dxa" w:w="2438"/>
+          </w:tcPr>
+          <w:p>
+            <w:pPr>
+              <w:keepNext/>
+              <w:spacing w:after="0"/>
+            </w:pPr>
+            <w:r>
+              <w:rPr>
+                <w:rFonts w:ascii="Arial" w:hAnsi="Arial"/>
+                <w:b w:val="0"/>
+                <w:i w:val="0"/>
+                <w:color w:val="1B2610"/>
+                <w:sz w:val="18"/>
+              </w:rPr>
+              <w:t>Telefishinka HirShabeelle</w:t>
+            </w:r>
+          </w:p>
+        </w:tc>
+        <w:tc>
+          <w:tcPr>
+            <w:tcW w:type="dxa" w:w="1020"/>
+          </w:tcPr>
+          <w:p>
+            <w:pPr>
+              <w:keepNext/>
+              <w:spacing w:after="0"/>
+            </w:pPr>
+            <w:r>
+              <w:rPr>
+                <w:rFonts w:ascii="Arial" w:hAnsi="Arial"/>
+                <w:b w:val="0"/>
+                <w:i w:val="0"/>
+                <w:color w:val="1B2610"/>
+                <w:sz w:val="18"/>
+              </w:rPr>
+              <w:t>Facebook</w:t>
+            </w:r>
+          </w:p>
+        </w:tc>
+        <w:tc>
+          <w:tcPr>
+            <w:tcW w:type="dxa" w:w="794"/>
+          </w:tcPr>
+          <w:p>
+            <w:pPr>
+              <w:keepNext/>
+              <w:spacing w:after="0"/>
+              <w:jc w:val="center"/>
+            </w:pPr>
+            <w:r>
+              <w:rPr>
+                <w:rFonts w:ascii="Arial" w:hAnsi="Arial"/>
+                <w:b w:val="0"/>
+                <w:i w:val="0"/>
+                <w:color w:val="1B2610"/>
+                <w:sz w:val="18"/>
+              </w:rPr>
+              <w:t>2.6K</w:t>
+            </w:r>
+          </w:p>
+        </w:tc>
+        <w:tc>
+          <w:tcPr>
+            <w:tcW w:type="dxa" w:w="2665"/>
+          </w:tcPr>
+          <w:p>
+            <w:pPr>
+              <w:keepNext/>
+              <w:spacing w:after="0"/>
+            </w:pPr>
+            <w:hyperlink r:id="rId18">
+              <w:r>
+                <w:rPr>
+                  <w:rFonts w:ascii="Arial" w:hAnsi="Arial" w:cs="Arial"/>
+                  <w:color w:val="55891A"/>
+                  <w:sz w:val="17"/>
+                  <w:u w:val="single"/>
+                </w:rPr>
+                <w:t>facebook.com/share/v/1BzDfny6hy/</w:t>
+              </w:r>
+            </w:hyperlink>
+          </w:p>
+        </w:tc>
+      </w:tr>
+      <w:tr>
+        <w:trPr>
+          <w:cantSplit/>
+        </w:trPr>
+        <w:tc>
+          <w:tcPr>
+            <w:tcW w:type="dxa" w:w="397"/>
           </w:tcPr>
           <w:p>
             <w:pPr>
@@ -3507,40 +4166,15 @@
                 <w:b w:val="0"/>
                 <w:i w:val="0"/>
                 <w:color w:val="1B2610"/>
-                <w:sz w:val="19"/>
+                <w:sz w:val="18"/>
               </w:rPr>
-              <w:t>Jowhar</w:t>
-            </w:r>
-          </w:p>
-        </w:tc>
-      </w:tr>
-      <w:tr>
-        <w:trPr>
-          <w:cantSplit/>
-        </w:trPr>
-        <w:tc>
-          <w:tcPr>
-            <w:tcW w:type="dxa" w:w="2551"/>
-          </w:tcPr>
-          <w:p>
-            <w:pPr>
-              <w:spacing w:after="0"/>
-            </w:pPr>
-            <w:r>
-              <w:rPr>
-                <w:rFonts w:ascii="Arial" w:hAnsi="Arial"/>
-                <w:b/>
-                <w:i w:val="0"/>
-                <w:color w:val="FD6902"/>
-                <w:sz w:val="19"/>
-              </w:rPr>
-              <w:t>Region</w:t>
+              <w:t>5</w:t>
             </w:r>
           </w:p>
         </w:tc>
         <w:tc>
           <w:tcPr>
-            <w:tcW w:type="dxa" w:w="6236"/>
+            <w:tcW w:type="dxa" w:w="1531"/>
           </w:tcPr>
           <w:p>
             <w:pPr>
@@ -3552,40 +4186,15 @@
                 <w:b w:val="0"/>
                 <w:i w:val="0"/>
                 <w:color w:val="1B2610"/>
-                <w:sz w:val="19"/>
+                <w:sz w:val="18"/>
               </w:rPr>
-              <w:t>Hirshabelle</w:t>
-            </w:r>
-          </w:p>
-        </w:tc>
-      </w:tr>
-      <w:tr>
-        <w:trPr>
-          <w:cantSplit/>
-        </w:trPr>
-        <w:tc>
-          <w:tcPr>
-            <w:tcW w:type="dxa" w:w="2551"/>
-          </w:tcPr>
-          <w:p>
-            <w:pPr>
-              <w:spacing w:after="0"/>
-            </w:pPr>
-            <w:r>
-              <w:rPr>
-                <w:rFonts w:ascii="Arial" w:hAnsi="Arial"/>
-                <w:b/>
-                <w:i w:val="0"/>
-                <w:color w:val="FD6902"/>
-                <w:sz w:val="19"/>
-              </w:rPr>
-              <w:t>Ceremony date</w:t>
+              <w:t>Beledweyne</w:t>
             </w:r>
           </w:p>
         </w:tc>
         <w:tc>
           <w:tcPr>
-            <w:tcW w:type="dxa" w:w="6236"/>
+            <w:tcW w:type="dxa" w:w="2438"/>
           </w:tcPr>
           <w:p>
             <w:pPr>
@@ -3597,40 +4206,15 @@
                 <w:b w:val="0"/>
                 <w:i w:val="0"/>
                 <w:color w:val="1B2610"/>
-                <w:sz w:val="19"/>
+                <w:sz w:val="18"/>
               </w:rPr>
-              <w:t>14 September 2026</w:t>
-            </w:r>
-          </w:p>
-        </w:tc>
-      </w:tr>
-      <w:tr>
-        <w:trPr>
-          <w:cantSplit/>
-        </w:trPr>
-        <w:tc>
-          <w:tcPr>
-            <w:tcW w:type="dxa" w:w="2551"/>
-          </w:tcPr>
-          <w:p>
-            <w:pPr>
-              <w:spacing w:after="0"/>
-            </w:pPr>
-            <w:r>
-              <w:rPr>
-                <w:rFonts w:ascii="Arial" w:hAnsi="Arial"/>
-                <w:b/>
-                <w:i w:val="0"/>
-                <w:color w:val="FD6902"/>
-                <w:sz w:val="19"/>
-              </w:rPr>
-              <w:t>Families</w:t>
+              <w:t>[to be added]</w:t>
             </w:r>
           </w:p>
         </w:tc>
         <w:tc>
           <w:tcPr>
-            <w:tcW w:type="dxa" w:w="6236"/>
+            <w:tcW w:type="dxa" w:w="1020"/>
           </w:tcPr>
           <w:p>
             <w:pPr>
@@ -3642,40 +4226,36 @@
                 <w:b w:val="0"/>
                 <w:i w:val="0"/>
                 <w:color w:val="1B2610"/>
-                <w:sz w:val="19"/>
+                <w:sz w:val="18"/>
               </w:rPr>
-              <w:t>80</w:t>
-            </w:r>
-          </w:p>
-        </w:tc>
-      </w:tr>
-      <w:tr>
-        <w:trPr>
-          <w:cantSplit/>
-        </w:trPr>
-        <w:tc>
-          <w:tcPr>
-            <w:tcW w:type="dxa" w:w="2551"/>
-          </w:tcPr>
-          <w:p>
-            <w:pPr>
-              <w:spacing w:after="0"/>
-            </w:pPr>
-            <w:r>
-              <w:rPr>
-                <w:rFonts w:ascii="Arial" w:hAnsi="Arial"/>
-                <w:b/>
-                <w:i w:val="0"/>
-                <w:color w:val="FD6902"/>
-                <w:sz w:val="19"/>
-              </w:rPr>
-              <w:t>Media provided</w:t>
+              <w:t>[channel]</w:t>
             </w:r>
           </w:p>
         </w:tc>
         <w:tc>
           <w:tcPr>
-            <w:tcW w:type="dxa" w:w="6236"/>
+            <w:tcW w:type="dxa" w:w="794"/>
+          </w:tcPr>
+          <w:p>
+            <w:pPr>
+              <w:spacing w:after="0"/>
+              <w:jc w:val="center"/>
+            </w:pPr>
+            <w:r>
+              <w:rPr>
+                <w:rFonts w:ascii="Arial" w:hAnsi="Arial"/>
+                <w:b w:val="0"/>
+                <w:i w:val="0"/>
+                <w:color w:val="1B2610"/>
+                <w:sz w:val="18"/>
+              </w:rPr>
+              <w:t>—</w:t>
+            </w:r>
+          </w:p>
+        </w:tc>
+        <w:tc>
+          <w:tcPr>
+            <w:tcW w:type="dxa" w:w="2665"/>
           </w:tcPr>
           <w:p>
             <w:pPr>
@@ -3687,677 +4267,10 @@
                 <w:b w:val="0"/>
                 <w:i w:val="0"/>
                 <w:color w:val="1B2610"/>
-                <w:sz w:val="19"/>
-              </w:rPr>
-              <w:t>Photography and video coverage of the ceremony</w:t>
-            </w:r>
-          </w:p>
-        </w:tc>
-      </w:tr>
-      <w:tr>
-        <w:trPr>
-          <w:cantSplit/>
-        </w:trPr>
-        <w:tc>
-          <w:tcPr>
-            <w:tcW w:type="dxa" w:w="2551"/>
-          </w:tcPr>
-          <w:p>
-            <w:pPr>
-              <w:spacing w:after="0"/>
-            </w:pPr>
-            <w:r>
-              <w:rPr>
-                <w:rFonts w:ascii="Arial" w:hAnsi="Arial"/>
-                <w:b/>
-                <w:i w:val="0"/>
-                <w:color w:val="FD6902"/>
-                <w:sz w:val="19"/>
-              </w:rPr>
-              <w:t>Photos and videos</w:t>
-            </w:r>
-          </w:p>
-        </w:tc>
-        <w:tc>
-          <w:tcPr>
-            <w:tcW w:type="dxa" w:w="6236"/>
-          </w:tcPr>
-          <w:p>
-            <w:pPr>
-              <w:spacing w:after="0"/>
-            </w:pPr>
-            <w:hyperlink r:id="rId15">
-              <w:r>
-                <w:rPr>
-                  <w:rFonts w:ascii="Arial" w:hAnsi="Arial" w:cs="Arial"/>
-                  <w:color w:val="55891A"/>
-                  <w:sz w:val="17"/>
-                  <w:u w:val="single"/>
-                </w:rPr>
-                <w:t>https://www.facebook.com/reel/1881138039767781</w:t>
-              </w:r>
-            </w:hyperlink>
-          </w:p>
-        </w:tc>
-      </w:tr>
-    </w:tbl>
-    <w:p>
-      <w:pPr>
-        <w:spacing w:after="40"/>
-      </w:pPr>
-    </w:p>
-    <w:p>
-      <w:pPr>
-        <w:pStyle w:val="Heading2"/>
-      </w:pPr>
-      <w:r>
-        <w:t>A.2  Beledweyne</w:t>
-      </w:r>
-    </w:p>
-    <w:tbl>
-      <w:tblPr>
-        <w:tblW w:type="auto" w:w="0"/>
-        <w:jc w:val="center"/>
-        <w:tblLayout w:type="fixed"/>
-        <w:tblLook w:firstColumn="1" w:firstRow="1" w:lastColumn="0" w:lastRow="0" w:noHBand="0" w:noVBand="1" w:val="04A0"/>
-        <w:tblBorders>
-          <w:top w:val="single" w:sz="4" w:space="0" w:color="BCC9AD"/>
-          <w:left w:val="nil"/>
-          <w:bottom w:val="single" w:sz="4" w:space="0" w:color="BCC9AD"/>
-          <w:right w:val="nil"/>
-          <w:insideH w:val="single" w:sz="4" w:space="0" w:color="BCC9AD"/>
-          <w:insideV w:val="nil"/>
-        </w:tblBorders>
-        <w:tblCellMar>
-          <w:top w:w="50" w:type="dxa"/>
-          <w:left w:w="80" w:type="dxa"/>
-          <w:bottom w:w="50" w:type="dxa"/>
-          <w:right w:w="80" w:type="dxa"/>
-        </w:tblCellMar>
-        <w:tblLayout w:type="fixed"/>
-      </w:tblPr>
-      <w:tblGrid>
-        <w:gridCol w:w="2551"/>
-        <w:gridCol w:w="6237"/>
-      </w:tblGrid>
-      <w:tr>
-        <w:trPr>
-          <w:cantSplit/>
-        </w:trPr>
-        <w:tc>
-          <w:tcPr>
-            <w:tcW w:type="dxa" w:w="2551"/>
-          </w:tcPr>
-          <w:p>
-            <w:pPr>
-              <w:spacing w:after="0"/>
-            </w:pPr>
-            <w:r>
-              <w:rPr>
-                <w:rFonts w:ascii="Arial" w:hAnsi="Arial"/>
-                <w:b/>
-                <w:i w:val="0"/>
-                <w:color w:val="FD6902"/>
-                <w:sz w:val="19"/>
-              </w:rPr>
-              <w:t>District</w:t>
-            </w:r>
-          </w:p>
-        </w:tc>
-        <w:tc>
-          <w:tcPr>
-            <w:tcW w:type="dxa" w:w="6236"/>
-          </w:tcPr>
-          <w:p>
-            <w:pPr>
-              <w:spacing w:after="0"/>
-            </w:pPr>
-            <w:r>
-              <w:rPr>
-                <w:rFonts w:ascii="Arial" w:hAnsi="Arial"/>
-                <w:b w:val="0"/>
-                <w:i w:val="0"/>
-                <w:color w:val="1B2610"/>
-                <w:sz w:val="19"/>
-              </w:rPr>
-              <w:t>Beledweyne</w:t>
-            </w:r>
-          </w:p>
-        </w:tc>
-      </w:tr>
-      <w:tr>
-        <w:trPr>
-          <w:cantSplit/>
-        </w:trPr>
-        <w:tc>
-          <w:tcPr>
-            <w:tcW w:type="dxa" w:w="2551"/>
-          </w:tcPr>
-          <w:p>
-            <w:pPr>
-              <w:spacing w:after="0"/>
-            </w:pPr>
-            <w:r>
-              <w:rPr>
-                <w:rFonts w:ascii="Arial" w:hAnsi="Arial"/>
-                <w:b/>
-                <w:i w:val="0"/>
-                <w:color w:val="FD6902"/>
-                <w:sz w:val="19"/>
-              </w:rPr>
-              <w:t>Region</w:t>
-            </w:r>
-          </w:p>
-        </w:tc>
-        <w:tc>
-          <w:tcPr>
-            <w:tcW w:type="dxa" w:w="6236"/>
-          </w:tcPr>
-          <w:p>
-            <w:pPr>
-              <w:spacing w:after="0"/>
-            </w:pPr>
-            <w:r>
-              <w:rPr>
-                <w:rFonts w:ascii="Arial" w:hAnsi="Arial"/>
-                <w:b w:val="0"/>
-                <w:i w:val="0"/>
-                <w:color w:val="1B2610"/>
-                <w:sz w:val="19"/>
-              </w:rPr>
-              <w:t>Hirshabelle</w:t>
-            </w:r>
-          </w:p>
-        </w:tc>
-      </w:tr>
-      <w:tr>
-        <w:trPr>
-          <w:cantSplit/>
-        </w:trPr>
-        <w:tc>
-          <w:tcPr>
-            <w:tcW w:type="dxa" w:w="2551"/>
-          </w:tcPr>
-          <w:p>
-            <w:pPr>
-              <w:spacing w:after="0"/>
-            </w:pPr>
-            <w:r>
-              <w:rPr>
-                <w:rFonts w:ascii="Arial" w:hAnsi="Arial"/>
-                <w:b/>
-                <w:i w:val="0"/>
-                <w:color w:val="FD6902"/>
-                <w:sz w:val="19"/>
-              </w:rPr>
-              <w:t>Ceremony date</w:t>
-            </w:r>
-          </w:p>
-        </w:tc>
-        <w:tc>
-          <w:tcPr>
-            <w:tcW w:type="dxa" w:w="6236"/>
-          </w:tcPr>
-          <w:p>
-            <w:pPr>
-              <w:spacing w:after="0"/>
-            </w:pPr>
-            <w:r>
-              <w:rPr>
-                <w:rFonts w:ascii="Arial" w:hAnsi="Arial"/>
-                <w:b w:val="0"/>
-                <w:i w:val="0"/>
-                <w:color w:val="1B2610"/>
-                <w:sz w:val="19"/>
-              </w:rPr>
-              <w:t>14 September 2026</w:t>
-            </w:r>
-          </w:p>
-        </w:tc>
-      </w:tr>
-      <w:tr>
-        <w:trPr>
-          <w:cantSplit/>
-        </w:trPr>
-        <w:tc>
-          <w:tcPr>
-            <w:tcW w:type="dxa" w:w="2551"/>
-          </w:tcPr>
-          <w:p>
-            <w:pPr>
-              <w:spacing w:after="0"/>
-            </w:pPr>
-            <w:r>
-              <w:rPr>
-                <w:rFonts w:ascii="Arial" w:hAnsi="Arial"/>
-                <w:b/>
-                <w:i w:val="0"/>
-                <w:color w:val="FD6902"/>
-                <w:sz w:val="19"/>
-              </w:rPr>
-              <w:t>Families</w:t>
-            </w:r>
-          </w:p>
-        </w:tc>
-        <w:tc>
-          <w:tcPr>
-            <w:tcW w:type="dxa" w:w="6236"/>
-          </w:tcPr>
-          <w:p>
-            <w:pPr>
-              <w:spacing w:after="0"/>
-            </w:pPr>
-            <w:r>
-              <w:rPr>
-                <w:rFonts w:ascii="Arial" w:hAnsi="Arial"/>
-                <w:b w:val="0"/>
-                <w:i w:val="0"/>
-                <w:color w:val="1B2610"/>
-                <w:sz w:val="19"/>
-              </w:rPr>
-              <w:t>60</w:t>
-            </w:r>
-          </w:p>
-        </w:tc>
-      </w:tr>
-      <w:tr>
-        <w:trPr>
-          <w:cantSplit/>
-        </w:trPr>
-        <w:tc>
-          <w:tcPr>
-            <w:tcW w:type="dxa" w:w="2551"/>
-          </w:tcPr>
-          <w:p>
-            <w:pPr>
-              <w:spacing w:after="0"/>
-            </w:pPr>
-            <w:r>
-              <w:rPr>
-                <w:rFonts w:ascii="Arial" w:hAnsi="Arial"/>
-                <w:b/>
-                <w:i w:val="0"/>
-                <w:color w:val="FD6902"/>
-                <w:sz w:val="19"/>
-              </w:rPr>
-              <w:t>Media provided</w:t>
-            </w:r>
-          </w:p>
-        </w:tc>
-        <w:tc>
-          <w:tcPr>
-            <w:tcW w:type="dxa" w:w="6236"/>
-          </w:tcPr>
-          <w:p>
-            <w:pPr>
-              <w:spacing w:after="0"/>
-            </w:pPr>
-            <w:r>
-              <w:rPr>
-                <w:rFonts w:ascii="Arial" w:hAnsi="Arial"/>
-                <w:b w:val="0"/>
-                <w:i w:val="0"/>
-                <w:color w:val="1B2610"/>
-                <w:sz w:val="19"/>
-              </w:rPr>
-              <w:t>Photography and video coverage of the ceremony</w:t>
-            </w:r>
-          </w:p>
-        </w:tc>
-      </w:tr>
-      <w:tr>
-        <w:trPr>
-          <w:cantSplit/>
-        </w:trPr>
-        <w:tc>
-          <w:tcPr>
-            <w:tcW w:type="dxa" w:w="2551"/>
-          </w:tcPr>
-          <w:p>
-            <w:pPr>
-              <w:spacing w:after="0"/>
-            </w:pPr>
-            <w:r>
-              <w:rPr>
-                <w:rFonts w:ascii="Arial" w:hAnsi="Arial"/>
-                <w:b/>
-                <w:i w:val="0"/>
-                <w:color w:val="FD6902"/>
-                <w:sz w:val="19"/>
-              </w:rPr>
-              <w:t>Photos and videos</w:t>
-            </w:r>
-          </w:p>
-        </w:tc>
-        <w:tc>
-          <w:tcPr>
-            <w:tcW w:type="dxa" w:w="6236"/>
-          </w:tcPr>
-          <w:p>
-            <w:pPr>
-              <w:spacing w:after="0"/>
-            </w:pPr>
-            <w:r>
-              <w:rPr>
-                <w:rFonts w:ascii="Arial" w:hAnsi="Arial"/>
-                <w:b w:val="0"/>
-                <w:i w:val="0"/>
-                <w:color w:val="1B2610"/>
-                <w:sz w:val="19"/>
+                <w:sz w:val="18"/>
               </w:rPr>
               <w:t>[link]</w:t>
             </w:r>
-          </w:p>
-        </w:tc>
-      </w:tr>
-    </w:tbl>
-    <w:p>
-      <w:pPr>
-        <w:spacing w:after="40"/>
-      </w:pPr>
-    </w:p>
-    <w:p>
-      <w:pPr>
-        <w:pStyle w:val="Heading2"/>
-      </w:pPr>
-      <w:r>
-        <w:t>A.3  Balcad</w:t>
-      </w:r>
-    </w:p>
-    <w:tbl>
-      <w:tblPr>
-        <w:tblW w:type="auto" w:w="0"/>
-        <w:jc w:val="center"/>
-        <w:tblLayout w:type="fixed"/>
-        <w:tblLook w:firstColumn="1" w:firstRow="1" w:lastColumn="0" w:lastRow="0" w:noHBand="0" w:noVBand="1" w:val="04A0"/>
-        <w:tblBorders>
-          <w:top w:val="single" w:sz="4" w:space="0" w:color="BCC9AD"/>
-          <w:left w:val="nil"/>
-          <w:bottom w:val="single" w:sz="4" w:space="0" w:color="BCC9AD"/>
-          <w:right w:val="nil"/>
-          <w:insideH w:val="single" w:sz="4" w:space="0" w:color="BCC9AD"/>
-          <w:insideV w:val="nil"/>
-        </w:tblBorders>
-        <w:tblCellMar>
-          <w:top w:w="50" w:type="dxa"/>
-          <w:left w:w="80" w:type="dxa"/>
-          <w:bottom w:w="50" w:type="dxa"/>
-          <w:right w:w="80" w:type="dxa"/>
-        </w:tblCellMar>
-        <w:tblLayout w:type="fixed"/>
-      </w:tblPr>
-      <w:tblGrid>
-        <w:gridCol w:w="2551"/>
-        <w:gridCol w:w="6237"/>
-      </w:tblGrid>
-      <w:tr>
-        <w:trPr>
-          <w:cantSplit/>
-        </w:trPr>
-        <w:tc>
-          <w:tcPr>
-            <w:tcW w:type="dxa" w:w="2551"/>
-          </w:tcPr>
-          <w:p>
-            <w:pPr>
-              <w:spacing w:after="0"/>
-            </w:pPr>
-            <w:r>
-              <w:rPr>
-                <w:rFonts w:ascii="Arial" w:hAnsi="Arial"/>
-                <w:b/>
-                <w:i w:val="0"/>
-                <w:color w:val="FD6902"/>
-                <w:sz w:val="19"/>
-              </w:rPr>
-              <w:t>District</w:t>
-            </w:r>
-          </w:p>
-        </w:tc>
-        <w:tc>
-          <w:tcPr>
-            <w:tcW w:type="dxa" w:w="6236"/>
-          </w:tcPr>
-          <w:p>
-            <w:pPr>
-              <w:spacing w:after="0"/>
-            </w:pPr>
-            <w:r>
-              <w:rPr>
-                <w:rFonts w:ascii="Arial" w:hAnsi="Arial"/>
-                <w:b w:val="0"/>
-                <w:i w:val="0"/>
-                <w:color w:val="1B2610"/>
-                <w:sz w:val="19"/>
-              </w:rPr>
-              <w:t>Balcad</w:t>
-            </w:r>
-          </w:p>
-        </w:tc>
-      </w:tr>
-      <w:tr>
-        <w:trPr>
-          <w:cantSplit/>
-        </w:trPr>
-        <w:tc>
-          <w:tcPr>
-            <w:tcW w:type="dxa" w:w="2551"/>
-          </w:tcPr>
-          <w:p>
-            <w:pPr>
-              <w:spacing w:after="0"/>
-            </w:pPr>
-            <w:r>
-              <w:rPr>
-                <w:rFonts w:ascii="Arial" w:hAnsi="Arial"/>
-                <w:b/>
-                <w:i w:val="0"/>
-                <w:color w:val="FD6902"/>
-                <w:sz w:val="19"/>
-              </w:rPr>
-              <w:t>Region</w:t>
-            </w:r>
-          </w:p>
-        </w:tc>
-        <w:tc>
-          <w:tcPr>
-            <w:tcW w:type="dxa" w:w="6236"/>
-          </w:tcPr>
-          <w:p>
-            <w:pPr>
-              <w:spacing w:after="0"/>
-            </w:pPr>
-            <w:r>
-              <w:rPr>
-                <w:rFonts w:ascii="Arial" w:hAnsi="Arial"/>
-                <w:b w:val="0"/>
-                <w:i w:val="0"/>
-                <w:color w:val="1B2610"/>
-                <w:sz w:val="19"/>
-              </w:rPr>
-              <w:t>Hirshabelle</w:t>
-            </w:r>
-          </w:p>
-        </w:tc>
-      </w:tr>
-      <w:tr>
-        <w:trPr>
-          <w:cantSplit/>
-        </w:trPr>
-        <w:tc>
-          <w:tcPr>
-            <w:tcW w:type="dxa" w:w="2551"/>
-          </w:tcPr>
-          <w:p>
-            <w:pPr>
-              <w:spacing w:after="0"/>
-            </w:pPr>
-            <w:r>
-              <w:rPr>
-                <w:rFonts w:ascii="Arial" w:hAnsi="Arial"/>
-                <w:b/>
-                <w:i w:val="0"/>
-                <w:color w:val="FD6902"/>
-                <w:sz w:val="19"/>
-              </w:rPr>
-              <w:t>Ceremony date</w:t>
-            </w:r>
-          </w:p>
-        </w:tc>
-        <w:tc>
-          <w:tcPr>
-            <w:tcW w:type="dxa" w:w="6236"/>
-          </w:tcPr>
-          <w:p>
-            <w:pPr>
-              <w:spacing w:after="0"/>
-            </w:pPr>
-            <w:r>
-              <w:rPr>
-                <w:rFonts w:ascii="Arial" w:hAnsi="Arial"/>
-                <w:b w:val="0"/>
-                <w:i w:val="0"/>
-                <w:color w:val="1B2610"/>
-                <w:sz w:val="19"/>
-              </w:rPr>
-              <w:t>14 September 2026</w:t>
-            </w:r>
-          </w:p>
-        </w:tc>
-      </w:tr>
-      <w:tr>
-        <w:trPr>
-          <w:cantSplit/>
-        </w:trPr>
-        <w:tc>
-          <w:tcPr>
-            <w:tcW w:type="dxa" w:w="2551"/>
-          </w:tcPr>
-          <w:p>
-            <w:pPr>
-              <w:spacing w:after="0"/>
-            </w:pPr>
-            <w:r>
-              <w:rPr>
-                <w:rFonts w:ascii="Arial" w:hAnsi="Arial"/>
-                <w:b/>
-                <w:i w:val="0"/>
-                <w:color w:val="FD6902"/>
-                <w:sz w:val="19"/>
-              </w:rPr>
-              <w:t>Families</w:t>
-            </w:r>
-          </w:p>
-        </w:tc>
-        <w:tc>
-          <w:tcPr>
-            <w:tcW w:type="dxa" w:w="6236"/>
-          </w:tcPr>
-          <w:p>
-            <w:pPr>
-              <w:spacing w:after="0"/>
-            </w:pPr>
-            <w:r>
-              <w:rPr>
-                <w:rFonts w:ascii="Arial" w:hAnsi="Arial"/>
-                <w:b w:val="0"/>
-                <w:i w:val="0"/>
-                <w:color w:val="1B2610"/>
-                <w:sz w:val="19"/>
-              </w:rPr>
-              <w:t>60</w:t>
-            </w:r>
-          </w:p>
-        </w:tc>
-      </w:tr>
-      <w:tr>
-        <w:trPr>
-          <w:cantSplit/>
-        </w:trPr>
-        <w:tc>
-          <w:tcPr>
-            <w:tcW w:type="dxa" w:w="2551"/>
-          </w:tcPr>
-          <w:p>
-            <w:pPr>
-              <w:spacing w:after="0"/>
-            </w:pPr>
-            <w:r>
-              <w:rPr>
-                <w:rFonts w:ascii="Arial" w:hAnsi="Arial"/>
-                <w:b/>
-                <w:i w:val="0"/>
-                <w:color w:val="FD6902"/>
-                <w:sz w:val="19"/>
-              </w:rPr>
-              <w:t>Media provided</w:t>
-            </w:r>
-          </w:p>
-        </w:tc>
-        <w:tc>
-          <w:tcPr>
-            <w:tcW w:type="dxa" w:w="6236"/>
-          </w:tcPr>
-          <w:p>
-            <w:pPr>
-              <w:spacing w:after="0"/>
-            </w:pPr>
-            <w:r>
-              <w:rPr>
-                <w:rFonts w:ascii="Arial" w:hAnsi="Arial"/>
-                <w:b w:val="0"/>
-                <w:i w:val="0"/>
-                <w:color w:val="1B2610"/>
-                <w:sz w:val="19"/>
-              </w:rPr>
-              <w:t>Photography and video coverage of the ceremony</w:t>
-            </w:r>
-          </w:p>
-        </w:tc>
-      </w:tr>
-      <w:tr>
-        <w:trPr>
-          <w:cantSplit/>
-        </w:trPr>
-        <w:tc>
-          <w:tcPr>
-            <w:tcW w:type="dxa" w:w="2551"/>
-          </w:tcPr>
-          <w:p>
-            <w:pPr>
-              <w:spacing w:after="0"/>
-            </w:pPr>
-            <w:r>
-              <w:rPr>
-                <w:rFonts w:ascii="Arial" w:hAnsi="Arial"/>
-                <w:b/>
-                <w:i w:val="0"/>
-                <w:color w:val="FD6902"/>
-                <w:sz w:val="19"/>
-              </w:rPr>
-              <w:t>Photos and videos</w:t>
-            </w:r>
-          </w:p>
-        </w:tc>
-        <w:tc>
-          <w:tcPr>
-            <w:tcW w:type="dxa" w:w="6236"/>
-          </w:tcPr>
-          <w:p>
-            <w:pPr>
-              <w:spacing w:after="0"/>
-            </w:pPr>
-            <w:hyperlink r:id="rId16">
-              <w:r>
-                <w:rPr>
-                  <w:rFonts w:ascii="Arial" w:hAnsi="Arial" w:cs="Arial"/>
-                  <w:color w:val="55891A"/>
-                  <w:sz w:val="17"/>
-                  <w:u w:val="single"/>
-                </w:rPr>
-                <w:t>https://www.facebook.com/reel/4439016306360579</w:t>
-              </w:r>
-            </w:hyperlink>
           </w:p>
         </w:tc>
       </w:tr>
